--- a/projects/components/legacy-ip/retro_legacy_blocks/docs/PIC_8259_MAS_v1.0.docx
+++ b/projects/components/legacy-ip/retro_legacy_blocks/docs/PIC_8259_MAS_v1.0.docx
@@ -160,7 +160,7 @@
             </w:rPr>
             <w:fldChar w:fldCharType="separate"/>
           </w:r>
-          <w:hyperlink w:anchor="__RefHeading___Toc3983_4073099194">
+          <w:hyperlink w:anchor="__RefHeading___Toc3983_3609918702">
             <w:r>
               <w:rPr>
                 <w:webHidden/>
@@ -181,7 +181,7 @@
             </w:tabs>
             <w:rPr/>
           </w:pPr>
-          <w:hyperlink w:anchor="__RefHeading___Toc3985_4073099194">
+          <w:hyperlink w:anchor="__RefHeading___Toc3985_3609918702">
             <w:r>
               <w:rPr>
                 <w:webHidden/>
@@ -202,7 +202,7 @@
             </w:tabs>
             <w:rPr/>
           </w:pPr>
-          <w:hyperlink w:anchor="__RefHeading___Toc3987_4073099194">
+          <w:hyperlink w:anchor="__RefHeading___Toc3987_3609918702">
             <w:r>
               <w:rPr>
                 <w:webHidden/>
@@ -223,7 +223,7 @@
             </w:tabs>
             <w:rPr/>
           </w:pPr>
-          <w:hyperlink w:anchor="__RefHeading___Toc3989_4073099194">
+          <w:hyperlink w:anchor="__RefHeading___Toc3989_3609918702">
             <w:r>
               <w:rPr>
                 <w:webHidden/>
@@ -244,7 +244,7 @@
             </w:tabs>
             <w:rPr/>
           </w:pPr>
-          <w:hyperlink w:anchor="__RefHeading___Toc3991_4073099194">
+          <w:hyperlink w:anchor="__RefHeading___Toc3991_3609918702">
             <w:r>
               <w:rPr>
                 <w:webHidden/>
@@ -265,7 +265,7 @@
             </w:tabs>
             <w:rPr/>
           </w:pPr>
-          <w:hyperlink w:anchor="__RefHeading___Toc3993_4073099194">
+          <w:hyperlink w:anchor="__RefHeading___Toc3993_3609918702">
             <w:r>
               <w:rPr>
                 <w:webHidden/>
@@ -273,7 +273,7 @@
               </w:rPr>
               <w:t>2.2 Functional Description</w:t>
               <w:tab/>
-              <w:t>9</w:t>
+              <w:t>10</w:t>
             </w:r>
           </w:hyperlink>
         </w:p>
@@ -286,7 +286,7 @@
             </w:tabs>
             <w:rPr/>
           </w:pPr>
-          <w:hyperlink w:anchor="__RefHeading___Toc3995_4073099194">
+          <w:hyperlink w:anchor="__RefHeading___Toc3995_3609918702">
             <w:r>
               <w:rPr>
                 <w:webHidden/>
@@ -294,7 +294,7 @@
               </w:rPr>
               <w:t>2.2.1 Figure 1.1: PIC 8259 Block Diagram</w:t>
               <w:tab/>
-              <w:t>9</w:t>
+              <w:t>10</w:t>
             </w:r>
           </w:hyperlink>
         </w:p>
@@ -307,7 +307,7 @@
             </w:tabs>
             <w:rPr/>
           </w:pPr>
-          <w:hyperlink w:anchor="__RefHeading___Toc3997_4073099194">
+          <w:hyperlink w:anchor="__RefHeading___Toc3997_3609918702">
             <w:r>
               <w:rPr>
                 <w:webHidden/>
@@ -315,7 +315,7 @@
               </w:rPr>
               <w:t>2.2.2 Register Summary</w:t>
               <w:tab/>
-              <w:t>9</w:t>
+              <w:t>10</w:t>
             </w:r>
           </w:hyperlink>
         </w:p>
@@ -328,7 +328,7 @@
             </w:tabs>
             <w:rPr/>
           </w:pPr>
-          <w:hyperlink w:anchor="__RefHeading___Toc3999_4073099194">
+          <w:hyperlink w:anchor="__RefHeading___Toc3999_3609918702">
             <w:r>
               <w:rPr>
                 <w:webHidden/>
@@ -336,7 +336,7 @@
               </w:rPr>
               <w:t>2.2.3 Interrupt Priority</w:t>
               <w:tab/>
-              <w:t>10</w:t>
+              <w:t>11</w:t>
             </w:r>
           </w:hyperlink>
         </w:p>
@@ -349,7 +349,7 @@
             </w:tabs>
             <w:rPr/>
           </w:pPr>
-          <w:hyperlink w:anchor="__RefHeading___Toc4001_4073099194">
+          <w:hyperlink w:anchor="__RefHeading___Toc4001_3609918702">
             <w:r>
               <w:rPr>
                 <w:webHidden/>
@@ -357,7 +357,7 @@
               </w:rPr>
               <w:t>2.2.4 Priority Modes</w:t>
               <w:tab/>
-              <w:t>11</w:t>
+              <w:t>12</w:t>
             </w:r>
           </w:hyperlink>
         </w:p>
@@ -370,7 +370,7 @@
             </w:tabs>
             <w:rPr/>
           </w:pPr>
-          <w:hyperlink w:anchor="__RefHeading___Toc4003_4073099194">
+          <w:hyperlink w:anchor="__RefHeading___Toc4003_3609918702">
             <w:r>
               <w:rPr>
                 <w:webHidden/>
@@ -378,7 +378,7 @@
               </w:rPr>
               <w:t>2.3 Waveforms</w:t>
               <w:tab/>
-              <w:t>11</w:t>
+              <w:t>12</w:t>
             </w:r>
           </w:hyperlink>
         </w:p>
@@ -391,7 +391,7 @@
             </w:tabs>
             <w:rPr/>
           </w:pPr>
-          <w:hyperlink w:anchor="__RefHeading___Toc4005_4073099194">
+          <w:hyperlink w:anchor="__RefHeading___Toc4005_3609918702">
             <w:r>
               <w:rPr>
                 <w:webHidden/>
@@ -399,7 +399,7 @@
               </w:rPr>
               <w:t>2.3.1 Waveform 1.1: Interrupt Request</w:t>
               <w:tab/>
-              <w:t>11</w:t>
+              <w:t>12</w:t>
             </w:r>
           </w:hyperlink>
         </w:p>
@@ -412,7 +412,7 @@
             </w:tabs>
             <w:rPr/>
           </w:pPr>
-          <w:hyperlink w:anchor="__RefHeading___Toc4007_4073099194">
+          <w:hyperlink w:anchor="__RefHeading___Toc4007_3609918702">
             <w:r>
               <w:rPr>
                 <w:webHidden/>
@@ -420,7 +420,7 @@
               </w:rPr>
               <w:t>2.3.2 Waveform 1.2: Interrupt Acknowledge Sequence</w:t>
               <w:tab/>
-              <w:t>11</w:t>
+              <w:t>12</w:t>
             </w:r>
           </w:hyperlink>
         </w:p>
@@ -433,7 +433,7 @@
             </w:tabs>
             <w:rPr/>
           </w:pPr>
-          <w:hyperlink w:anchor="__RefHeading___Toc4009_4073099194">
+          <w:hyperlink w:anchor="__RefHeading___Toc4009_3609918702">
             <w:r>
               <w:rPr>
                 <w:webHidden/>
@@ -441,7 +441,7 @@
               </w:rPr>
               <w:t>2.3.3 Waveform 1.3: End-of-Interrupt (EOI)</w:t>
               <w:tab/>
-              <w:t>12</w:t>
+              <w:t>13</w:t>
             </w:r>
           </w:hyperlink>
         </w:p>
@@ -454,7 +454,7 @@
             </w:tabs>
             <w:rPr/>
           </w:pPr>
-          <w:hyperlink w:anchor="__RefHeading___Toc4011_4073099194">
+          <w:hyperlink w:anchor="__RefHeading___Toc4011_3609918702">
             <w:r>
               <w:rPr>
                 <w:webHidden/>
@@ -462,7 +462,7 @@
               </w:rPr>
               <w:t>2.3.4 Waveform 1.4: Cascade Mode</w:t>
               <w:tab/>
-              <w:t>13</w:t>
+              <w:t>14</w:t>
             </w:r>
           </w:hyperlink>
         </w:p>
@@ -475,7 +475,7 @@
             </w:tabs>
             <w:rPr/>
           </w:pPr>
-          <w:hyperlink w:anchor="__RefHeading___Toc4013_4073099194">
+          <w:hyperlink w:anchor="__RefHeading___Toc4013_3609918702">
             <w:r>
               <w:rPr>
                 <w:webHidden/>
@@ -483,7 +483,7 @@
               </w:rPr>
               <w:t>2.3.5 Waveform 1.5: Priority Rotation</w:t>
               <w:tab/>
-              <w:t>13</w:t>
+              <w:t>14</w:t>
             </w:r>
           </w:hyperlink>
         </w:p>
@@ -496,7 +496,7 @@
             </w:tabs>
             <w:rPr/>
           </w:pPr>
-          <w:hyperlink w:anchor="__RefHeading___Toc4015_4073099194">
+          <w:hyperlink w:anchor="__RefHeading___Toc4015_3609918702">
             <w:r>
               <w:rPr>
                 <w:webHidden/>
@@ -504,7 +504,7 @@
               </w:rPr>
               <w:t>2.4 Navigation</w:t>
               <w:tab/>
-              <w:t>14</w:t>
+              <w:t>15</w:t>
             </w:r>
           </w:hyperlink>
         </w:p>
@@ -517,7 +517,7 @@
             </w:tabs>
             <w:rPr/>
           </w:pPr>
-          <w:hyperlink w:anchor="__RefHeading___Toc4017_4073099194">
+          <w:hyperlink w:anchor="__RefHeading___Toc4017_3609918702">
             <w:r>
               <w:rPr>
                 <w:webHidden/>
@@ -525,7 +525,7 @@
               </w:rPr>
               <w:t>3 pic_8259 – Register Map</w:t>
               <w:tab/>
-              <w:t>15</w:t>
+              <w:t>16</w:t>
             </w:r>
           </w:hyperlink>
         </w:p>
@@ -538,7 +538,7 @@
             </w:tabs>
             <w:rPr/>
           </w:pPr>
-          <w:hyperlink w:anchor="__RefHeading___Toc4019_4073099194">
+          <w:hyperlink w:anchor="__RefHeading___Toc4019_3609918702">
             <w:r>
               <w:rPr>
                 <w:webHidden/>
@@ -546,7 +546,7 @@
               </w:rPr>
               <w:t>3.1 Overview</w:t>
               <w:tab/>
-              <w:t>15</w:t>
+              <w:t>16</w:t>
             </w:r>
           </w:hyperlink>
         </w:p>
@@ -559,7 +559,7 @@
             </w:tabs>
             <w:rPr/>
           </w:pPr>
-          <w:hyperlink w:anchor="__RefHeading___Toc4021_4073099194">
+          <w:hyperlink w:anchor="__RefHeading___Toc4021_3609918702">
             <w:r>
               <w:rPr>
                 <w:webHidden/>
@@ -567,7 +567,7 @@
               </w:rPr>
               <w:t>3.2 Functional Description</w:t>
               <w:tab/>
-              <w:t>15</w:t>
+              <w:t>16</w:t>
             </w:r>
           </w:hyperlink>
         </w:p>
@@ -580,7 +580,7 @@
             </w:tabs>
             <w:rPr/>
           </w:pPr>
-          <w:hyperlink w:anchor="__RefHeading___Toc4023_4073099194">
+          <w:hyperlink w:anchor="__RefHeading___Toc4023_3609918702">
             <w:r>
               <w:rPr>
                 <w:webHidden/>
@@ -588,7 +588,7 @@
               </w:rPr>
               <w:t>3.2.1 Register Map</w:t>
               <w:tab/>
-              <w:t>15</w:t>
+              <w:t>16</w:t>
             </w:r>
           </w:hyperlink>
         </w:p>
@@ -601,7 +601,7 @@
             </w:tabs>
             <w:rPr/>
           </w:pPr>
-          <w:hyperlink w:anchor="__RefHeading___Toc4025_4073099194">
+          <w:hyperlink w:anchor="__RefHeading___Toc4025_3609918702">
             <w:r>
               <w:rPr>
                 <w:webHidden/>
@@ -609,7 +609,7 @@
               </w:rPr>
               <w:t>3.2.2 Global Configuration</w:t>
               <w:tab/>
-              <w:t>16</w:t>
+              <w:t>17</w:t>
             </w:r>
           </w:hyperlink>
         </w:p>
@@ -622,7 +622,7 @@
             </w:tabs>
             <w:rPr/>
           </w:pPr>
-          <w:hyperlink w:anchor="__RefHeading___Toc4027_4073099194">
+          <w:hyperlink w:anchor="__RefHeading___Toc4027_3609918702">
             <w:r>
               <w:rPr>
                 <w:webHidden/>
@@ -630,7 +630,7 @@
               </w:rPr>
               <w:t>3.2.3 Initialization Command Words (ICW)</w:t>
               <w:tab/>
-              <w:t>18</w:t>
+              <w:t>19</w:t>
             </w:r>
           </w:hyperlink>
         </w:p>
@@ -643,7 +643,7 @@
             </w:tabs>
             <w:rPr/>
           </w:pPr>
-          <w:hyperlink w:anchor="__RefHeading___Toc4029_4073099194">
+          <w:hyperlink w:anchor="__RefHeading___Toc4029_3609918702">
             <w:r>
               <w:rPr>
                 <w:webHidden/>
@@ -651,7 +651,7 @@
               </w:rPr>
               <w:t>3.2.4 Operation Command Words (OCW)</w:t>
               <w:tab/>
-              <w:t>19</w:t>
+              <w:t>20</w:t>
             </w:r>
           </w:hyperlink>
         </w:p>
@@ -664,7 +664,7 @@
             </w:tabs>
             <w:rPr/>
           </w:pPr>
-          <w:hyperlink w:anchor="__RefHeading___Toc4031_4073099194">
+          <w:hyperlink w:anchor="__RefHeading___Toc4031_3609918702">
             <w:r>
               <w:rPr>
                 <w:webHidden/>
@@ -672,7 +672,7 @@
               </w:rPr>
               <w:t>3.2.5 Status / Readback Registers</w:t>
               <w:tab/>
-              <w:t>22</w:t>
+              <w:t>23</w:t>
             </w:r>
           </w:hyperlink>
         </w:p>
@@ -685,7 +685,7 @@
             </w:tabs>
             <w:rPr/>
           </w:pPr>
-          <w:hyperlink w:anchor="__RefHeading___Toc4033_4073099194">
+          <w:hyperlink w:anchor="__RefHeading___Toc4033_3609918702">
             <w:r>
               <w:rPr>
                 <w:webHidden/>
@@ -693,7 +693,7 @@
               </w:rPr>
               <w:t>3.3 Design Notes</w:t>
               <w:tab/>
-              <w:t>25</w:t>
+              <w:t>26</w:t>
             </w:r>
           </w:hyperlink>
         </w:p>
@@ -706,7 +706,7 @@
             </w:tabs>
             <w:rPr/>
           </w:pPr>
-          <w:hyperlink w:anchor="__RefHeading___Toc4035_4073099194">
+          <w:hyperlink w:anchor="__RefHeading___Toc4035_3609918702">
             <w:r>
               <w:rPr>
                 <w:webHidden/>
@@ -714,7 +714,7 @@
               </w:rPr>
               <w:t>3.4 Navigation</w:t>
               <w:tab/>
-              <w:t>25</w:t>
+              <w:t>26</w:t>
             </w:r>
           </w:hyperlink>
           <w:r>
@@ -803,7 +803,7 @@
           <w:rPr>
             <w:rStyle w:val="ListLabel1"/>
           </w:rPr>
-          <w:t>9</w:t>
+          <w:t>10</w:t>
         </w:r>
         <w:r>
           <w:rPr>
@@ -929,7 +929,7 @@
           <w:rPr>
             <w:rStyle w:val="ListLabel1"/>
           </w:rPr>
-          <w:t>11</w:t>
+          <w:t>12</w:t>
         </w:r>
         <w:r>
           <w:rPr>
@@ -986,7 +986,7 @@
           <w:rPr>
             <w:rStyle w:val="ListLabel1"/>
           </w:rPr>
-          <w:t>11</w:t>
+          <w:t>12</w:t>
         </w:r>
         <w:r>
           <w:rPr>
@@ -1043,7 +1043,7 @@
           <w:rPr>
             <w:rStyle w:val="ListLabel1"/>
           </w:rPr>
-          <w:t>12</w:t>
+          <w:t>13</w:t>
         </w:r>
         <w:r>
           <w:rPr>
@@ -1100,7 +1100,7 @@
           <w:rPr>
             <w:rStyle w:val="ListLabel1"/>
           </w:rPr>
-          <w:t>13</w:t>
+          <w:t>14</w:t>
         </w:r>
         <w:r>
           <w:rPr>
@@ -1157,7 +1157,7 @@
           <w:rPr>
             <w:rStyle w:val="ListLabel1"/>
           </w:rPr>
-          <w:t>13</w:t>
+          <w:t>14</w:t>
         </w:r>
         <w:r>
           <w:rPr>
@@ -1186,7 +1186,7 @@
         <w:spacing w:before="0" w:after="120"/>
         <w:rPr/>
       </w:pPr>
-      <w:bookmarkStart w:id="2" w:name="__RefHeading___Toc3983_4073099194"/>
+      <w:bookmarkStart w:id="2" w:name="__RefHeading___Toc3983_3609918702"/>
       <w:bookmarkEnd w:id="2"/>
       <w:r>
         <w:rPr>
@@ -1224,7 +1224,7 @@
         <w:rPr>
           <w:sz w:val="20"/>
         </w:rPr>
-        <w:t xml:space="preserve"> 2026-10-02</w:t>
+        <w:t xml:space="preserve"> 2026-10-13</w:t>
       </w:r>
     </w:p>
     <w:p>
@@ -1324,7 +1324,7 @@
         <w:spacing w:before="360" w:after="120"/>
         <w:rPr/>
       </w:pPr>
-      <w:bookmarkStart w:id="4" w:name="__RefHeading___Toc3985_4073099194"/>
+      <w:bookmarkStart w:id="4" w:name="__RefHeading___Toc3985_3609918702"/>
       <w:bookmarkStart w:id="5" w:name="pic_8259-overview"/>
       <w:bookmarkEnd w:id="4"/>
       <w:r>
@@ -1355,7 +1355,7 @@
         <w:spacing w:before="280" w:after="80"/>
         <w:rPr/>
       </w:pPr>
-      <w:bookmarkStart w:id="6" w:name="__RefHeading___Toc3987_4073099194"/>
+      <w:bookmarkStart w:id="6" w:name="__RefHeading___Toc3987_3609918702"/>
       <w:bookmarkStart w:id="7" w:name="overview"/>
       <w:bookmarkEnd w:id="6"/>
       <w:r>
@@ -1691,7 +1691,7 @@
         <w:spacing w:before="200" w:after="80"/>
         <w:rPr/>
       </w:pPr>
-      <w:bookmarkStart w:id="8" w:name="__RefHeading___Toc3989_4073099194"/>
+      <w:bookmarkStart w:id="8" w:name="__RefHeading___Toc3989_3609918702"/>
       <w:bookmarkEnd w:id="8"/>
       <w:r>
         <w:rPr>
@@ -2028,7 +2028,7 @@
         <w:spacing w:before="200" w:after="80"/>
         <w:rPr/>
       </w:pPr>
-      <w:bookmarkStart w:id="10" w:name="__RefHeading___Toc3991_4073099194"/>
+      <w:bookmarkStart w:id="10" w:name="__RefHeading___Toc3991_3609918702"/>
       <w:bookmarkEnd w:id="10"/>
       <w:r>
         <w:rPr>
@@ -2102,7 +2102,7 @@
         <w:spacing w:before="280" w:after="80"/>
         <w:rPr/>
       </w:pPr>
-      <w:bookmarkStart w:id="12" w:name="__RefHeading___Toc3993_4073099194"/>
+      <w:bookmarkStart w:id="12" w:name="__RefHeading___Toc3993_3609918702"/>
       <w:bookmarkStart w:id="13" w:name="functional-description"/>
       <w:bookmarkEnd w:id="12"/>
       <w:r>
@@ -2130,7 +2130,7 @@
         <w:spacing w:before="200" w:after="80"/>
         <w:rPr/>
       </w:pPr>
-      <w:bookmarkStart w:id="14" w:name="__RefHeading___Toc3995_4073099194"/>
+      <w:bookmarkStart w:id="14" w:name="__RefHeading___Toc3995_3609918702"/>
       <w:bookmarkStart w:id="15" w:name="figure-1.1-pic-8259-block-diagram"/>
       <w:bookmarkStart w:id="16" w:name="_Fig_1_PIC_8259_Block_Diagr"/>
       <w:bookmarkEnd w:id="14"/>
@@ -2163,7 +2163,7 @@
         <w:rPr/>
         <w:drawing>
           <wp:inline distT="0" distB="0" distL="0" distR="0">
-            <wp:extent cx="5334000" cy="1365885"/>
+            <wp:extent cx="5334000" cy="4144010"/>
             <wp:effectExtent l="0" t="0" r="0" b="0"/>
             <wp:docPr id="4" name="Picture" descr="PIC 8259 Block Diagram"/>
             <wp:cNvGraphicFramePr>
@@ -2187,7 +2187,7 @@
                   <pic:spPr bwMode="auto">
                     <a:xfrm>
                       <a:off x="0" y="0"/>
-                      <a:ext cx="5334000" cy="1365885"/>
+                      <a:ext cx="5334000" cy="4144010"/>
                     </a:xfrm>
                     <a:prstGeom prst="rect">
                       <a:avLst/>
@@ -2218,7 +2218,7 @@
         <w:spacing w:before="200" w:after="80"/>
         <w:rPr/>
       </w:pPr>
-      <w:bookmarkStart w:id="18" w:name="__RefHeading___Toc3997_4073099194"/>
+      <w:bookmarkStart w:id="18" w:name="__RefHeading___Toc3997_3609918702"/>
       <w:bookmarkStart w:id="19" w:name="register-summary"/>
       <w:bookmarkEnd w:id="18"/>
       <w:r>
@@ -3993,7 +3993,7 @@
         <w:spacing w:before="200" w:after="80"/>
         <w:rPr/>
       </w:pPr>
-      <w:bookmarkStart w:id="20" w:name="__RefHeading___Toc3999_4073099194"/>
+      <w:bookmarkStart w:id="20" w:name="__RefHeading___Toc3999_3609918702"/>
       <w:bookmarkEnd w:id="20"/>
       <w:r>
         <w:rPr>
@@ -4639,7 +4639,7 @@
         <w:spacing w:before="200" w:after="80"/>
         <w:rPr/>
       </w:pPr>
-      <w:bookmarkStart w:id="22" w:name="__RefHeading___Toc4001_4073099194"/>
+      <w:bookmarkStart w:id="22" w:name="__RefHeading___Toc4001_3609918702"/>
       <w:bookmarkEnd w:id="22"/>
       <w:r>
         <w:rPr>
@@ -4758,7 +4758,7 @@
         <w:spacing w:before="280" w:after="80"/>
         <w:rPr/>
       </w:pPr>
-      <w:bookmarkStart w:id="23" w:name="__RefHeading___Toc4003_4073099194"/>
+      <w:bookmarkStart w:id="23" w:name="__RefHeading___Toc4003_3609918702"/>
       <w:bookmarkStart w:id="24" w:name="waveforms"/>
       <w:bookmarkEnd w:id="23"/>
       <w:r>
@@ -4786,7 +4786,7 @@
         <w:spacing w:before="200" w:after="80"/>
         <w:rPr/>
       </w:pPr>
-      <w:bookmarkStart w:id="25" w:name="__RefHeading___Toc4005_4073099194"/>
+      <w:bookmarkStart w:id="25" w:name="__RefHeading___Toc4005_3609918702"/>
       <w:bookmarkStart w:id="26" w:name="waveform-1.1-interrupt-request"/>
       <w:bookmarkStart w:id="27" w:name="_Wave_1_1_Interrupt_Request"/>
       <w:bookmarkEnd w:id="25"/>
@@ -4898,7 +4898,7 @@
         <w:spacing w:before="200" w:after="80"/>
         <w:rPr/>
       </w:pPr>
-      <w:bookmarkStart w:id="29" w:name="__RefHeading___Toc4007_4073099194"/>
+      <w:bookmarkStart w:id="29" w:name="__RefHeading___Toc4007_3609918702"/>
       <w:bookmarkStart w:id="30" w:name="Xefcc99a6d8297d9f85965b27415f5191e619ca0"/>
       <w:bookmarkStart w:id="31" w:name="_Wave_1_2_Interrupt_Acknowledg"/>
       <w:bookmarkEnd w:id="29"/>
@@ -5010,7 +5010,7 @@
         <w:spacing w:before="200" w:after="80"/>
         <w:rPr/>
       </w:pPr>
-      <w:bookmarkStart w:id="33" w:name="__RefHeading___Toc4009_4073099194"/>
+      <w:bookmarkStart w:id="33" w:name="__RefHeading___Toc4009_3609918702"/>
       <w:bookmarkStart w:id="34" w:name="waveform-1.3-end-of-interrupt-eoi"/>
       <w:bookmarkStart w:id="35" w:name="_Wave_1_3_End_of_Interrupt__EO"/>
       <w:bookmarkEnd w:id="33"/>
@@ -5122,7 +5122,7 @@
         <w:spacing w:before="200" w:after="80"/>
         <w:rPr/>
       </w:pPr>
-      <w:bookmarkStart w:id="37" w:name="__RefHeading___Toc4011_4073099194"/>
+      <w:bookmarkStart w:id="37" w:name="__RefHeading___Toc4011_3609918702"/>
       <w:bookmarkStart w:id="38" w:name="waveform-1.4-cascade-mode"/>
       <w:bookmarkStart w:id="39" w:name="_Wave_1_4_Cascade_Mode"/>
       <w:bookmarkEnd w:id="37"/>
@@ -5263,7 +5263,7 @@
         <w:spacing w:before="200" w:after="80"/>
         <w:rPr/>
       </w:pPr>
-      <w:bookmarkStart w:id="40" w:name="__RefHeading___Toc4013_4073099194"/>
+      <w:bookmarkStart w:id="40" w:name="__RefHeading___Toc4013_3609918702"/>
       <w:bookmarkStart w:id="41" w:name="waveform-1.5-priority-rotation"/>
       <w:bookmarkStart w:id="42" w:name="_Wave_1_5_Priority_Rotation"/>
       <w:bookmarkEnd w:id="40"/>
@@ -5380,7 +5380,7 @@
         <w:spacing w:before="280" w:after="80"/>
         <w:rPr/>
       </w:pPr>
-      <w:bookmarkStart w:id="45" w:name="__RefHeading___Toc4015_4073099194"/>
+      <w:bookmarkStart w:id="45" w:name="__RefHeading___Toc4015_3609918702"/>
       <w:bookmarkStart w:id="46" w:name="navigation"/>
       <w:bookmarkEnd w:id="45"/>
       <w:r>
@@ -5529,7 +5529,7 @@
         <w:spacing w:before="360" w:after="120"/>
         <w:rPr/>
       </w:pPr>
-      <w:bookmarkStart w:id="49" w:name="__RefHeading___Toc4017_4073099194"/>
+      <w:bookmarkStart w:id="49" w:name="__RefHeading___Toc4017_3609918702"/>
       <w:bookmarkStart w:id="50" w:name="pic_8259-register-map"/>
       <w:bookmarkEnd w:id="49"/>
       <w:r>
@@ -5560,7 +5560,7 @@
         <w:spacing w:before="280" w:after="80"/>
         <w:rPr/>
       </w:pPr>
-      <w:bookmarkStart w:id="51" w:name="__RefHeading___Toc4019_4073099194"/>
+      <w:bookmarkStart w:id="51" w:name="__RefHeading___Toc4019_3609918702"/>
       <w:bookmarkStart w:id="52" w:name="overview-1"/>
       <w:bookmarkEnd w:id="51"/>
       <w:r>
@@ -5642,7 +5642,7 @@
         <w:spacing w:before="280" w:after="80"/>
         <w:rPr/>
       </w:pPr>
-      <w:bookmarkStart w:id="53" w:name="__RefHeading___Toc4021_4073099194"/>
+      <w:bookmarkStart w:id="53" w:name="__RefHeading___Toc4021_3609918702"/>
       <w:bookmarkStart w:id="54" w:name="functional-description-1"/>
       <w:bookmarkEnd w:id="53"/>
       <w:r>
@@ -5670,7 +5670,7 @@
         <w:spacing w:before="200" w:after="80"/>
         <w:rPr/>
       </w:pPr>
-      <w:bookmarkStart w:id="55" w:name="__RefHeading___Toc4023_4073099194"/>
+      <w:bookmarkStart w:id="55" w:name="__RefHeading___Toc4023_3609918702"/>
       <w:bookmarkStart w:id="56" w:name="register-map"/>
       <w:bookmarkEnd w:id="55"/>
       <w:r>
@@ -7848,7 +7848,7 @@
         <w:spacing w:before="200" w:after="80"/>
         <w:rPr/>
       </w:pPr>
-      <w:bookmarkStart w:id="57" w:name="__RefHeading___Toc4025_4073099194"/>
+      <w:bookmarkStart w:id="57" w:name="__RefHeading___Toc4025_3609918702"/>
       <w:bookmarkStart w:id="58" w:name="global-configuration"/>
       <w:bookmarkEnd w:id="57"/>
       <w:r>
@@ -8973,7 +8973,7 @@
         <w:spacing w:before="200" w:after="80"/>
         <w:rPr/>
       </w:pPr>
-      <w:bookmarkStart w:id="62" w:name="__RefHeading___Toc4027_4073099194"/>
+      <w:bookmarkStart w:id="62" w:name="__RefHeading___Toc4027_3609918702"/>
       <w:bookmarkEnd w:id="62"/>
       <w:r>
         <w:rPr>
@@ -11402,7 +11402,7 @@
         <w:spacing w:before="200" w:after="80"/>
         <w:rPr/>
       </w:pPr>
-      <w:bookmarkStart w:id="68" w:name="__RefHeading___Toc4029_4073099194"/>
+      <w:bookmarkStart w:id="68" w:name="__RefHeading___Toc4029_3609918702"/>
       <w:bookmarkEnd w:id="68"/>
       <w:r>
         <w:rPr>
@@ -15110,7 +15110,7 @@
         <w:spacing w:before="200" w:after="80"/>
         <w:rPr/>
       </w:pPr>
-      <w:bookmarkStart w:id="74" w:name="__RefHeading___Toc4031_4073099194"/>
+      <w:bookmarkStart w:id="74" w:name="__RefHeading___Toc4031_3609918702"/>
       <w:bookmarkStart w:id="75" w:name="status-readback-registers"/>
       <w:bookmarkEnd w:id="74"/>
       <w:r>
@@ -17884,7 +17884,7 @@
         <w:spacing w:before="280" w:after="80"/>
         <w:rPr/>
       </w:pPr>
-      <w:bookmarkStart w:id="81" w:name="__RefHeading___Toc4033_4073099194"/>
+      <w:bookmarkStart w:id="81" w:name="__RefHeading___Toc4033_3609918702"/>
       <w:bookmarkStart w:id="82" w:name="design-notes"/>
       <w:bookmarkEnd w:id="81"/>
       <w:r>
@@ -18112,7 +18112,7 @@
         <w:spacing w:before="280" w:after="80"/>
         <w:rPr/>
       </w:pPr>
-      <w:bookmarkStart w:id="83" w:name="__RefHeading___Toc4035_4073099194"/>
+      <w:bookmarkStart w:id="83" w:name="__RefHeading___Toc4035_3609918702"/>
       <w:bookmarkStart w:id="84" w:name="navigation-1"/>
       <w:bookmarkEnd w:id="83"/>
       <w:r>
@@ -18303,7 +18303,7 @@
           </w:r>
           <w:r>
             <w:rPr/>
-            <w:t>25</w:t>
+            <w:t>26</w:t>
           </w:r>
           <w:r>
             <w:rPr/>
@@ -18330,7 +18330,7 @@
           </w:r>
           <w:r>
             <w:rPr/>
-            <w:t>25</w:t>
+            <w:t>26</w:t>
           </w:r>
           <w:r>
             <w:rPr/>
@@ -18450,7 +18450,7 @@
           </w:r>
           <w:r>
             <w:rPr/>
-            <w:t>25</w:t>
+            <w:t>26</w:t>
           </w:r>
           <w:r>
             <w:rPr/>
@@ -18477,7 +18477,7 @@
           </w:r>
           <w:r>
             <w:rPr/>
-            <w:t>25</w:t>
+            <w:t>26</w:t>
           </w:r>
           <w:r>
             <w:rPr/>

--- a/projects/components/legacy-ip/retro_legacy_blocks/docs/PIC_8259_MAS_v1.0.docx
+++ b/projects/components/legacy-ip/retro_legacy_blocks/docs/PIC_8259_MAS_v1.0.docx
@@ -160,7 +160,7 @@
             </w:rPr>
             <w:fldChar w:fldCharType="separate"/>
           </w:r>
-          <w:hyperlink w:anchor="__RefHeading___Toc3983_3609918702">
+          <w:hyperlink w:anchor="__RefHeading___Toc4028_3169750537">
             <w:r>
               <w:rPr>
                 <w:webHidden/>
@@ -181,7 +181,7 @@
             </w:tabs>
             <w:rPr/>
           </w:pPr>
-          <w:hyperlink w:anchor="__RefHeading___Toc3985_3609918702">
+          <w:hyperlink w:anchor="__RefHeading___Toc4030_3169750537">
             <w:r>
               <w:rPr>
                 <w:webHidden/>
@@ -202,7 +202,7 @@
             </w:tabs>
             <w:rPr/>
           </w:pPr>
-          <w:hyperlink w:anchor="__RefHeading___Toc3987_3609918702">
+          <w:hyperlink w:anchor="__RefHeading___Toc4032_3169750537">
             <w:r>
               <w:rPr>
                 <w:webHidden/>
@@ -223,7 +223,7 @@
             </w:tabs>
             <w:rPr/>
           </w:pPr>
-          <w:hyperlink w:anchor="__RefHeading___Toc3989_3609918702">
+          <w:hyperlink w:anchor="__RefHeading___Toc4034_3169750537">
             <w:r>
               <w:rPr>
                 <w:webHidden/>
@@ -244,7 +244,7 @@
             </w:tabs>
             <w:rPr/>
           </w:pPr>
-          <w:hyperlink w:anchor="__RefHeading___Toc3991_3609918702">
+          <w:hyperlink w:anchor="__RefHeading___Toc4036_3169750537">
             <w:r>
               <w:rPr>
                 <w:webHidden/>
@@ -265,7 +265,7 @@
             </w:tabs>
             <w:rPr/>
           </w:pPr>
-          <w:hyperlink w:anchor="__RefHeading___Toc3993_3609918702">
+          <w:hyperlink w:anchor="__RefHeading___Toc4038_3169750537">
             <w:r>
               <w:rPr>
                 <w:webHidden/>
@@ -286,7 +286,7 @@
             </w:tabs>
             <w:rPr/>
           </w:pPr>
-          <w:hyperlink w:anchor="__RefHeading___Toc3995_3609918702">
+          <w:hyperlink w:anchor="__RefHeading___Toc4040_3169750537">
             <w:r>
               <w:rPr>
                 <w:webHidden/>
@@ -307,7 +307,7 @@
             </w:tabs>
             <w:rPr/>
           </w:pPr>
-          <w:hyperlink w:anchor="__RefHeading___Toc3997_3609918702">
+          <w:hyperlink w:anchor="__RefHeading___Toc4042_3169750537">
             <w:r>
               <w:rPr>
                 <w:webHidden/>
@@ -328,7 +328,7 @@
             </w:tabs>
             <w:rPr/>
           </w:pPr>
-          <w:hyperlink w:anchor="__RefHeading___Toc3999_3609918702">
+          <w:hyperlink w:anchor="__RefHeading___Toc4044_3169750537">
             <w:r>
               <w:rPr>
                 <w:webHidden/>
@@ -349,7 +349,7 @@
             </w:tabs>
             <w:rPr/>
           </w:pPr>
-          <w:hyperlink w:anchor="__RefHeading___Toc4001_3609918702">
+          <w:hyperlink w:anchor="__RefHeading___Toc4046_3169750537">
             <w:r>
               <w:rPr>
                 <w:webHidden/>
@@ -370,7 +370,7 @@
             </w:tabs>
             <w:rPr/>
           </w:pPr>
-          <w:hyperlink w:anchor="__RefHeading___Toc4003_3609918702">
+          <w:hyperlink w:anchor="__RefHeading___Toc4048_3169750537">
             <w:r>
               <w:rPr>
                 <w:webHidden/>
@@ -391,7 +391,7 @@
             </w:tabs>
             <w:rPr/>
           </w:pPr>
-          <w:hyperlink w:anchor="__RefHeading___Toc4005_3609918702">
+          <w:hyperlink w:anchor="__RefHeading___Toc4050_3169750537">
             <w:r>
               <w:rPr>
                 <w:webHidden/>
@@ -412,7 +412,7 @@
             </w:tabs>
             <w:rPr/>
           </w:pPr>
-          <w:hyperlink w:anchor="__RefHeading___Toc4007_3609918702">
+          <w:hyperlink w:anchor="__RefHeading___Toc4052_3169750537">
             <w:r>
               <w:rPr>
                 <w:webHidden/>
@@ -433,7 +433,7 @@
             </w:tabs>
             <w:rPr/>
           </w:pPr>
-          <w:hyperlink w:anchor="__RefHeading___Toc4009_3609918702">
+          <w:hyperlink w:anchor="__RefHeading___Toc4054_3169750537">
             <w:r>
               <w:rPr>
                 <w:webHidden/>
@@ -454,7 +454,7 @@
             </w:tabs>
             <w:rPr/>
           </w:pPr>
-          <w:hyperlink w:anchor="__RefHeading___Toc4011_3609918702">
+          <w:hyperlink w:anchor="__RefHeading___Toc4056_3169750537">
             <w:r>
               <w:rPr>
                 <w:webHidden/>
@@ -475,7 +475,7 @@
             </w:tabs>
             <w:rPr/>
           </w:pPr>
-          <w:hyperlink w:anchor="__RefHeading___Toc4013_3609918702">
+          <w:hyperlink w:anchor="__RefHeading___Toc4058_3169750537">
             <w:r>
               <w:rPr>
                 <w:webHidden/>
@@ -496,7 +496,7 @@
             </w:tabs>
             <w:rPr/>
           </w:pPr>
-          <w:hyperlink w:anchor="__RefHeading___Toc4015_3609918702">
+          <w:hyperlink w:anchor="__RefHeading___Toc4060_3169750537">
             <w:r>
               <w:rPr>
                 <w:webHidden/>
@@ -517,7 +517,7 @@
             </w:tabs>
             <w:rPr/>
           </w:pPr>
-          <w:hyperlink w:anchor="__RefHeading___Toc4017_3609918702">
+          <w:hyperlink w:anchor="__RefHeading___Toc4062_3169750537">
             <w:r>
               <w:rPr>
                 <w:webHidden/>
@@ -538,7 +538,7 @@
             </w:tabs>
             <w:rPr/>
           </w:pPr>
-          <w:hyperlink w:anchor="__RefHeading___Toc4019_3609918702">
+          <w:hyperlink w:anchor="__RefHeading___Toc4064_3169750537">
             <w:r>
               <w:rPr>
                 <w:webHidden/>
@@ -559,7 +559,7 @@
             </w:tabs>
             <w:rPr/>
           </w:pPr>
-          <w:hyperlink w:anchor="__RefHeading___Toc4021_3609918702">
+          <w:hyperlink w:anchor="__RefHeading___Toc4066_3169750537">
             <w:r>
               <w:rPr>
                 <w:webHidden/>
@@ -580,7 +580,7 @@
             </w:tabs>
             <w:rPr/>
           </w:pPr>
-          <w:hyperlink w:anchor="__RefHeading___Toc4023_3609918702">
+          <w:hyperlink w:anchor="__RefHeading___Toc4068_3169750537">
             <w:r>
               <w:rPr>
                 <w:webHidden/>
@@ -601,7 +601,7 @@
             </w:tabs>
             <w:rPr/>
           </w:pPr>
-          <w:hyperlink w:anchor="__RefHeading___Toc4025_3609918702">
+          <w:hyperlink w:anchor="__RefHeading___Toc4070_3169750537">
             <w:r>
               <w:rPr>
                 <w:webHidden/>
@@ -622,7 +622,7 @@
             </w:tabs>
             <w:rPr/>
           </w:pPr>
-          <w:hyperlink w:anchor="__RefHeading___Toc4027_3609918702">
+          <w:hyperlink w:anchor="__RefHeading___Toc4072_3169750537">
             <w:r>
               <w:rPr>
                 <w:webHidden/>
@@ -643,7 +643,7 @@
             </w:tabs>
             <w:rPr/>
           </w:pPr>
-          <w:hyperlink w:anchor="__RefHeading___Toc4029_3609918702">
+          <w:hyperlink w:anchor="__RefHeading___Toc4074_3169750537">
             <w:r>
               <w:rPr>
                 <w:webHidden/>
@@ -664,7 +664,7 @@
             </w:tabs>
             <w:rPr/>
           </w:pPr>
-          <w:hyperlink w:anchor="__RefHeading___Toc4031_3609918702">
+          <w:hyperlink w:anchor="__RefHeading___Toc4076_3169750537">
             <w:r>
               <w:rPr>
                 <w:webHidden/>
@@ -685,7 +685,7 @@
             </w:tabs>
             <w:rPr/>
           </w:pPr>
-          <w:hyperlink w:anchor="__RefHeading___Toc4033_3609918702">
+          <w:hyperlink w:anchor="__RefHeading___Toc4078_3169750537">
             <w:r>
               <w:rPr>
                 <w:webHidden/>
@@ -706,7 +706,7 @@
             </w:tabs>
             <w:rPr/>
           </w:pPr>
-          <w:hyperlink w:anchor="__RefHeading___Toc4035_3609918702">
+          <w:hyperlink w:anchor="__RefHeading___Toc4080_3169750537">
             <w:r>
               <w:rPr>
                 <w:webHidden/>
@@ -714,7 +714,7 @@
               </w:rPr>
               <w:t>3.4 Navigation</w:t>
               <w:tab/>
-              <w:t>26</w:t>
+              <w:t>27</w:t>
             </w:r>
           </w:hyperlink>
           <w:r>
@@ -1186,7 +1186,7 @@
         <w:spacing w:before="0" w:after="120"/>
         <w:rPr/>
       </w:pPr>
-      <w:bookmarkStart w:id="2" w:name="__RefHeading___Toc3983_3609918702"/>
+      <w:bookmarkStart w:id="2" w:name="__RefHeading___Toc4028_3169750537"/>
       <w:bookmarkEnd w:id="2"/>
       <w:r>
         <w:rPr>
@@ -1224,7 +1224,7 @@
         <w:rPr>
           <w:sz w:val="20"/>
         </w:rPr>
-        <w:t xml:space="preserve"> 2026-10-13</w:t>
+        <w:t xml:space="preserve"> 2026-10-14</w:t>
       </w:r>
     </w:p>
     <w:p>
@@ -1324,7 +1324,7 @@
         <w:spacing w:before="360" w:after="120"/>
         <w:rPr/>
       </w:pPr>
-      <w:bookmarkStart w:id="4" w:name="__RefHeading___Toc3985_3609918702"/>
+      <w:bookmarkStart w:id="4" w:name="__RefHeading___Toc4030_3169750537"/>
       <w:bookmarkStart w:id="5" w:name="pic_8259-overview"/>
       <w:bookmarkEnd w:id="4"/>
       <w:r>
@@ -1355,7 +1355,7 @@
         <w:spacing w:before="280" w:after="80"/>
         <w:rPr/>
       </w:pPr>
-      <w:bookmarkStart w:id="6" w:name="__RefHeading___Toc3987_3609918702"/>
+      <w:bookmarkStart w:id="6" w:name="__RefHeading___Toc4032_3169750537"/>
       <w:bookmarkStart w:id="7" w:name="overview"/>
       <w:bookmarkEnd w:id="6"/>
       <w:r>
@@ -1691,7 +1691,7 @@
         <w:spacing w:before="200" w:after="80"/>
         <w:rPr/>
       </w:pPr>
-      <w:bookmarkStart w:id="8" w:name="__RefHeading___Toc3989_3609918702"/>
+      <w:bookmarkStart w:id="8" w:name="__RefHeading___Toc4034_3169750537"/>
       <w:bookmarkEnd w:id="8"/>
       <w:r>
         <w:rPr>
@@ -2028,7 +2028,7 @@
         <w:spacing w:before="200" w:after="80"/>
         <w:rPr/>
       </w:pPr>
-      <w:bookmarkStart w:id="10" w:name="__RefHeading___Toc3991_3609918702"/>
+      <w:bookmarkStart w:id="10" w:name="__RefHeading___Toc4036_3169750537"/>
       <w:bookmarkEnd w:id="10"/>
       <w:r>
         <w:rPr>
@@ -2102,7 +2102,7 @@
         <w:spacing w:before="280" w:after="80"/>
         <w:rPr/>
       </w:pPr>
-      <w:bookmarkStart w:id="12" w:name="__RefHeading___Toc3993_3609918702"/>
+      <w:bookmarkStart w:id="12" w:name="__RefHeading___Toc4038_3169750537"/>
       <w:bookmarkStart w:id="13" w:name="functional-description"/>
       <w:bookmarkEnd w:id="12"/>
       <w:r>
@@ -2130,7 +2130,7 @@
         <w:spacing w:before="200" w:after="80"/>
         <w:rPr/>
       </w:pPr>
-      <w:bookmarkStart w:id="14" w:name="__RefHeading___Toc3995_3609918702"/>
+      <w:bookmarkStart w:id="14" w:name="__RefHeading___Toc4040_3169750537"/>
       <w:bookmarkStart w:id="15" w:name="figure-1.1-pic-8259-block-diagram"/>
       <w:bookmarkStart w:id="16" w:name="_Fig_1_PIC_8259_Block_Diagr"/>
       <w:bookmarkEnd w:id="14"/>
@@ -2218,7 +2218,7 @@
         <w:spacing w:before="200" w:after="80"/>
         <w:rPr/>
       </w:pPr>
-      <w:bookmarkStart w:id="18" w:name="__RefHeading___Toc3997_3609918702"/>
+      <w:bookmarkStart w:id="18" w:name="__RefHeading___Toc4042_3169750537"/>
       <w:bookmarkStart w:id="19" w:name="register-summary"/>
       <w:bookmarkEnd w:id="18"/>
       <w:r>
@@ -3993,7 +3993,7 @@
         <w:spacing w:before="200" w:after="80"/>
         <w:rPr/>
       </w:pPr>
-      <w:bookmarkStart w:id="20" w:name="__RefHeading___Toc3999_3609918702"/>
+      <w:bookmarkStart w:id="20" w:name="__RefHeading___Toc4044_3169750537"/>
       <w:bookmarkEnd w:id="20"/>
       <w:r>
         <w:rPr>
@@ -4639,7 +4639,7 @@
         <w:spacing w:before="200" w:after="80"/>
         <w:rPr/>
       </w:pPr>
-      <w:bookmarkStart w:id="22" w:name="__RefHeading___Toc4001_3609918702"/>
+      <w:bookmarkStart w:id="22" w:name="__RefHeading___Toc4046_3169750537"/>
       <w:bookmarkEnd w:id="22"/>
       <w:r>
         <w:rPr>
@@ -4758,7 +4758,7 @@
         <w:spacing w:before="280" w:after="80"/>
         <w:rPr/>
       </w:pPr>
-      <w:bookmarkStart w:id="23" w:name="__RefHeading___Toc4003_3609918702"/>
+      <w:bookmarkStart w:id="23" w:name="__RefHeading___Toc4048_3169750537"/>
       <w:bookmarkStart w:id="24" w:name="waveforms"/>
       <w:bookmarkEnd w:id="23"/>
       <w:r>
@@ -4786,7 +4786,7 @@
         <w:spacing w:before="200" w:after="80"/>
         <w:rPr/>
       </w:pPr>
-      <w:bookmarkStart w:id="25" w:name="__RefHeading___Toc4005_3609918702"/>
+      <w:bookmarkStart w:id="25" w:name="__RefHeading___Toc4050_3169750537"/>
       <w:bookmarkStart w:id="26" w:name="waveform-1.1-interrupt-request"/>
       <w:bookmarkStart w:id="27" w:name="_Wave_1_1_Interrupt_Request"/>
       <w:bookmarkEnd w:id="25"/>
@@ -4898,7 +4898,7 @@
         <w:spacing w:before="200" w:after="80"/>
         <w:rPr/>
       </w:pPr>
-      <w:bookmarkStart w:id="29" w:name="__RefHeading___Toc4007_3609918702"/>
+      <w:bookmarkStart w:id="29" w:name="__RefHeading___Toc4052_3169750537"/>
       <w:bookmarkStart w:id="30" w:name="Xefcc99a6d8297d9f85965b27415f5191e619ca0"/>
       <w:bookmarkStart w:id="31" w:name="_Wave_1_2_Interrupt_Acknowledg"/>
       <w:bookmarkEnd w:id="29"/>
@@ -5010,7 +5010,7 @@
         <w:spacing w:before="200" w:after="80"/>
         <w:rPr/>
       </w:pPr>
-      <w:bookmarkStart w:id="33" w:name="__RefHeading___Toc4009_3609918702"/>
+      <w:bookmarkStart w:id="33" w:name="__RefHeading___Toc4054_3169750537"/>
       <w:bookmarkStart w:id="34" w:name="waveform-1.3-end-of-interrupt-eoi"/>
       <w:bookmarkStart w:id="35" w:name="_Wave_1_3_End_of_Interrupt__EO"/>
       <w:bookmarkEnd w:id="33"/>
@@ -5122,7 +5122,7 @@
         <w:spacing w:before="200" w:after="80"/>
         <w:rPr/>
       </w:pPr>
-      <w:bookmarkStart w:id="37" w:name="__RefHeading___Toc4011_3609918702"/>
+      <w:bookmarkStart w:id="37" w:name="__RefHeading___Toc4056_3169750537"/>
       <w:bookmarkStart w:id="38" w:name="waveform-1.4-cascade-mode"/>
       <w:bookmarkStart w:id="39" w:name="_Wave_1_4_Cascade_Mode"/>
       <w:bookmarkEnd w:id="37"/>
@@ -5263,7 +5263,7 @@
         <w:spacing w:before="200" w:after="80"/>
         <w:rPr/>
       </w:pPr>
-      <w:bookmarkStart w:id="40" w:name="__RefHeading___Toc4013_3609918702"/>
+      <w:bookmarkStart w:id="40" w:name="__RefHeading___Toc4058_3169750537"/>
       <w:bookmarkStart w:id="41" w:name="waveform-1.5-priority-rotation"/>
       <w:bookmarkStart w:id="42" w:name="_Wave_1_5_Priority_Rotation"/>
       <w:bookmarkEnd w:id="40"/>
@@ -5380,7 +5380,7 @@
         <w:spacing w:before="280" w:after="80"/>
         <w:rPr/>
       </w:pPr>
-      <w:bookmarkStart w:id="45" w:name="__RefHeading___Toc4015_3609918702"/>
+      <w:bookmarkStart w:id="45" w:name="__RefHeading___Toc4060_3169750537"/>
       <w:bookmarkStart w:id="46" w:name="navigation"/>
       <w:bookmarkEnd w:id="45"/>
       <w:r>
@@ -5529,7 +5529,7 @@
         <w:spacing w:before="360" w:after="120"/>
         <w:rPr/>
       </w:pPr>
-      <w:bookmarkStart w:id="49" w:name="__RefHeading___Toc4017_3609918702"/>
+      <w:bookmarkStart w:id="49" w:name="__RefHeading___Toc4062_3169750537"/>
       <w:bookmarkStart w:id="50" w:name="pic_8259-register-map"/>
       <w:bookmarkEnd w:id="49"/>
       <w:r>
@@ -5560,7 +5560,7 @@
         <w:spacing w:before="280" w:after="80"/>
         <w:rPr/>
       </w:pPr>
-      <w:bookmarkStart w:id="51" w:name="__RefHeading___Toc4019_3609918702"/>
+      <w:bookmarkStart w:id="51" w:name="__RefHeading___Toc4064_3169750537"/>
       <w:bookmarkStart w:id="52" w:name="overview-1"/>
       <w:bookmarkEnd w:id="51"/>
       <w:r>
@@ -5642,7 +5642,7 @@
         <w:spacing w:before="280" w:after="80"/>
         <w:rPr/>
       </w:pPr>
-      <w:bookmarkStart w:id="53" w:name="__RefHeading___Toc4021_3609918702"/>
+      <w:bookmarkStart w:id="53" w:name="__RefHeading___Toc4066_3169750537"/>
       <w:bookmarkStart w:id="54" w:name="functional-description-1"/>
       <w:bookmarkEnd w:id="53"/>
       <w:r>
@@ -5670,7 +5670,7 @@
         <w:spacing w:before="200" w:after="80"/>
         <w:rPr/>
       </w:pPr>
-      <w:bookmarkStart w:id="55" w:name="__RefHeading___Toc4023_3609918702"/>
+      <w:bookmarkStart w:id="55" w:name="__RefHeading___Toc4068_3169750537"/>
       <w:bookmarkStart w:id="56" w:name="register-map"/>
       <w:bookmarkEnd w:id="55"/>
       <w:r>
@@ -7848,7 +7848,7 @@
         <w:spacing w:before="200" w:after="80"/>
         <w:rPr/>
       </w:pPr>
-      <w:bookmarkStart w:id="57" w:name="__RefHeading___Toc4025_3609918702"/>
+      <w:bookmarkStart w:id="57" w:name="__RefHeading___Toc4070_3169750537"/>
       <w:bookmarkStart w:id="58" w:name="global-configuration"/>
       <w:bookmarkEnd w:id="57"/>
       <w:r>
@@ -8973,7 +8973,7 @@
         <w:spacing w:before="200" w:after="80"/>
         <w:rPr/>
       </w:pPr>
-      <w:bookmarkStart w:id="62" w:name="__RefHeading___Toc4027_3609918702"/>
+      <w:bookmarkStart w:id="62" w:name="__RefHeading___Toc4072_3169750537"/>
       <w:bookmarkEnd w:id="62"/>
       <w:r>
         <w:rPr>
@@ -10532,13 +10532,169 @@
         </w:rPr>
         <w:t>Master mode:</w:t>
       </w:r>
-      <w:r>
-        <w:rPr>
-          <w:sz w:val="20"/>
-        </w:rPr>
-        <w:t xml:space="preserve"> | Bits | Description | |——|————-| | 7:0 | Bitmap of IR lines that have a slave attached (1 = slave present) |</w:t>
-      </w:r>
     </w:p>
+    <w:tbl>
+      <w:tblPr>
+        <w:tblStyle w:val="Table"/>
+        <w:tblW w:w="5000" w:type="pct"/>
+        <w:jc w:val="left"/>
+        <w:tblInd w:w="108" w:type="dxa"/>
+        <w:tblLayout w:type="fixed"/>
+        <w:tblCellMar>
+          <w:top w:w="0" w:type="dxa"/>
+          <w:left w:w="108" w:type="dxa"/>
+          <w:bottom w:w="0" w:type="dxa"/>
+          <w:right w:w="108" w:type="dxa"/>
+        </w:tblCellMar>
+        <w:tblLook w:val="0020" w:noHBand="0" w:noVBand="0" w:firstColumn="0" w:lastRow="0" w:lastColumn="0" w:firstRow="1"/>
+      </w:tblPr>
+      <w:tblGrid>
+        <w:gridCol w:w="2955"/>
+        <w:gridCol w:w="6404"/>
+      </w:tblGrid>
+      <w:tr>
+        <w:trPr>
+          <w:tblHeader w:val="true"/>
+        </w:trPr>
+        <w:tc>
+          <w:tcPr>
+            <w:tcW w:w="2955" w:type="dxa"/>
+            <w:tcBorders>
+              <w:bottom w:val="single" w:sz="6" w:space="0" w:color="000000"/>
+            </w:tcBorders>
+            <w:shd w:color="auto" w:fill="E0E0E0" w:val="clear"/>
+            <w:vAlign w:val="bottom"/>
+          </w:tcPr>
+          <w:p>
+            <w:pPr>
+              <w:pStyle w:val="Compact"/>
+              <w:widowControl/>
+              <w:spacing w:before="36" w:after="36"/>
+              <w:jc w:val="left"/>
+              <w:rPr>
+                <w:rFonts w:ascii="Cambria" w:hAnsi="Cambria" w:eastAsia="Cambria" w:cs=""/>
+                <w:kern w:val="0"/>
+                <w:sz w:val="24"/>
+                <w:szCs w:val="24"/>
+                <w:lang w:val="en-US" w:eastAsia="en-US" w:bidi="ar-SA"/>
+              </w:rPr>
+            </w:pPr>
+            <w:r>
+              <w:rPr>
+                <w:rFonts w:eastAsia="Cambria" w:cs=""/>
+                <w:b/>
+                <w:kern w:val="0"/>
+                <w:sz w:val="20"/>
+                <w:szCs w:val="24"/>
+                <w:lang w:val="en-US" w:eastAsia="en-US" w:bidi="ar-SA"/>
+              </w:rPr>
+              <w:t>Bits</w:t>
+            </w:r>
+          </w:p>
+        </w:tc>
+        <w:tc>
+          <w:tcPr>
+            <w:tcW w:w="6404" w:type="dxa"/>
+            <w:tcBorders>
+              <w:bottom w:val="single" w:sz="6" w:space="0" w:color="000000"/>
+            </w:tcBorders>
+            <w:shd w:color="auto" w:fill="E0E0E0" w:val="clear"/>
+            <w:vAlign w:val="bottom"/>
+          </w:tcPr>
+          <w:p>
+            <w:pPr>
+              <w:pStyle w:val="Compact"/>
+              <w:widowControl/>
+              <w:spacing w:before="36" w:after="36"/>
+              <w:jc w:val="left"/>
+              <w:rPr>
+                <w:rFonts w:ascii="Cambria" w:hAnsi="Cambria" w:eastAsia="Cambria" w:cs=""/>
+                <w:kern w:val="0"/>
+                <w:sz w:val="24"/>
+                <w:szCs w:val="24"/>
+                <w:lang w:val="en-US" w:eastAsia="en-US" w:bidi="ar-SA"/>
+              </w:rPr>
+            </w:pPr>
+            <w:r>
+              <w:rPr>
+                <w:rFonts w:eastAsia="Cambria" w:cs=""/>
+                <w:b/>
+                <w:kern w:val="0"/>
+                <w:sz w:val="20"/>
+                <w:szCs w:val="24"/>
+                <w:lang w:val="en-US" w:eastAsia="en-US" w:bidi="ar-SA"/>
+              </w:rPr>
+              <w:t>Description</w:t>
+            </w:r>
+          </w:p>
+        </w:tc>
+      </w:tr>
+      <w:tr>
+        <w:trPr/>
+        <w:tc>
+          <w:tcPr>
+            <w:tcW w:w="2955" w:type="dxa"/>
+            <w:tcBorders/>
+          </w:tcPr>
+          <w:p>
+            <w:pPr>
+              <w:pStyle w:val="Compact"/>
+              <w:widowControl/>
+              <w:spacing w:before="36" w:after="36"/>
+              <w:jc w:val="left"/>
+              <w:rPr>
+                <w:rFonts w:ascii="Cambria" w:hAnsi="Cambria" w:eastAsia="Cambria" w:cs=""/>
+                <w:kern w:val="0"/>
+                <w:sz w:val="24"/>
+                <w:szCs w:val="24"/>
+                <w:lang w:val="en-US" w:eastAsia="en-US" w:bidi="ar-SA"/>
+              </w:rPr>
+            </w:pPr>
+            <w:r>
+              <w:rPr>
+                <w:rFonts w:eastAsia="Cambria" w:cs=""/>
+                <w:kern w:val="0"/>
+                <w:sz w:val="24"/>
+                <w:szCs w:val="24"/>
+                <w:lang w:val="en-US" w:eastAsia="en-US" w:bidi="ar-SA"/>
+              </w:rPr>
+              <w:t>7:0</w:t>
+            </w:r>
+          </w:p>
+        </w:tc>
+        <w:tc>
+          <w:tcPr>
+            <w:tcW w:w="6404" w:type="dxa"/>
+            <w:tcBorders/>
+          </w:tcPr>
+          <w:p>
+            <w:pPr>
+              <w:pStyle w:val="Compact"/>
+              <w:widowControl/>
+              <w:spacing w:before="36" w:after="36"/>
+              <w:jc w:val="left"/>
+              <w:rPr>
+                <w:rFonts w:ascii="Cambria" w:hAnsi="Cambria" w:eastAsia="Cambria" w:cs=""/>
+                <w:kern w:val="0"/>
+                <w:sz w:val="24"/>
+                <w:szCs w:val="24"/>
+                <w:lang w:val="en-US" w:eastAsia="en-US" w:bidi="ar-SA"/>
+              </w:rPr>
+            </w:pPr>
+            <w:r>
+              <w:rPr>
+                <w:rFonts w:eastAsia="Cambria" w:cs=""/>
+                <w:kern w:val="0"/>
+                <w:sz w:val="24"/>
+                <w:szCs w:val="24"/>
+                <w:lang w:val="en-US" w:eastAsia="en-US" w:bidi="ar-SA"/>
+              </w:rPr>
+              <w:t>Bitmap of IR lines that have a slave attached (1 = slave present)</w:t>
+            </w:r>
+          </w:p>
+        </w:tc>
+      </w:tr>
+    </w:tbl>
     <w:p>
       <w:pPr>
         <w:pStyle w:val="BodyText"/>
@@ -10552,13 +10708,169 @@
         </w:rPr>
         <w:t>Slave mode:</w:t>
       </w:r>
-      <w:r>
-        <w:rPr>
-          <w:sz w:val="20"/>
-        </w:rPr>
-        <w:t xml:space="preserve"> | Bits | Description | |——|————-| | 2:0 | Slave ID (cascade input number 0-7) |</w:t>
-      </w:r>
     </w:p>
+    <w:tbl>
+      <w:tblPr>
+        <w:tblStyle w:val="Table"/>
+        <w:tblW w:w="7920" w:type="dxa"/>
+        <w:jc w:val="left"/>
+        <w:tblInd w:w="108" w:type="dxa"/>
+        <w:tblLayout w:type="fixed"/>
+        <w:tblCellMar>
+          <w:top w:w="0" w:type="dxa"/>
+          <w:left w:w="108" w:type="dxa"/>
+          <w:bottom w:w="0" w:type="dxa"/>
+          <w:right w:w="108" w:type="dxa"/>
+        </w:tblCellMar>
+        <w:tblLook w:val="0020" w:noHBand="0" w:noVBand="0" w:firstColumn="0" w:lastRow="0" w:lastColumn="0" w:firstRow="1"/>
+      </w:tblPr>
+      <w:tblGrid>
+        <w:gridCol w:w="3960"/>
+        <w:gridCol w:w="3959"/>
+      </w:tblGrid>
+      <w:tr>
+        <w:trPr>
+          <w:tblHeader w:val="true"/>
+        </w:trPr>
+        <w:tc>
+          <w:tcPr>
+            <w:tcW w:w="3960" w:type="dxa"/>
+            <w:tcBorders>
+              <w:bottom w:val="single" w:sz="6" w:space="0" w:color="000000"/>
+            </w:tcBorders>
+            <w:shd w:color="auto" w:fill="E0E0E0" w:val="clear"/>
+            <w:vAlign w:val="bottom"/>
+          </w:tcPr>
+          <w:p>
+            <w:pPr>
+              <w:pStyle w:val="Compact"/>
+              <w:widowControl/>
+              <w:spacing w:before="36" w:after="36"/>
+              <w:jc w:val="left"/>
+              <w:rPr>
+                <w:rFonts w:ascii="Cambria" w:hAnsi="Cambria" w:eastAsia="Cambria" w:cs=""/>
+                <w:kern w:val="0"/>
+                <w:sz w:val="24"/>
+                <w:szCs w:val="24"/>
+                <w:lang w:val="en-US" w:eastAsia="en-US" w:bidi="ar-SA"/>
+              </w:rPr>
+            </w:pPr>
+            <w:r>
+              <w:rPr>
+                <w:rFonts w:eastAsia="Cambria" w:cs=""/>
+                <w:b/>
+                <w:kern w:val="0"/>
+                <w:sz w:val="20"/>
+                <w:szCs w:val="24"/>
+                <w:lang w:val="en-US" w:eastAsia="en-US" w:bidi="ar-SA"/>
+              </w:rPr>
+              <w:t>Bits</w:t>
+            </w:r>
+          </w:p>
+        </w:tc>
+        <w:tc>
+          <w:tcPr>
+            <w:tcW w:w="3959" w:type="dxa"/>
+            <w:tcBorders>
+              <w:bottom w:val="single" w:sz="6" w:space="0" w:color="000000"/>
+            </w:tcBorders>
+            <w:shd w:color="auto" w:fill="E0E0E0" w:val="clear"/>
+            <w:vAlign w:val="bottom"/>
+          </w:tcPr>
+          <w:p>
+            <w:pPr>
+              <w:pStyle w:val="Compact"/>
+              <w:widowControl/>
+              <w:spacing w:before="36" w:after="36"/>
+              <w:jc w:val="left"/>
+              <w:rPr>
+                <w:rFonts w:ascii="Cambria" w:hAnsi="Cambria" w:eastAsia="Cambria" w:cs=""/>
+                <w:kern w:val="0"/>
+                <w:sz w:val="24"/>
+                <w:szCs w:val="24"/>
+                <w:lang w:val="en-US" w:eastAsia="en-US" w:bidi="ar-SA"/>
+              </w:rPr>
+            </w:pPr>
+            <w:r>
+              <w:rPr>
+                <w:rFonts w:eastAsia="Cambria" w:cs=""/>
+                <w:b/>
+                <w:kern w:val="0"/>
+                <w:sz w:val="20"/>
+                <w:szCs w:val="24"/>
+                <w:lang w:val="en-US" w:eastAsia="en-US" w:bidi="ar-SA"/>
+              </w:rPr>
+              <w:t>Description</w:t>
+            </w:r>
+          </w:p>
+        </w:tc>
+      </w:tr>
+      <w:tr>
+        <w:trPr/>
+        <w:tc>
+          <w:tcPr>
+            <w:tcW w:w="3960" w:type="dxa"/>
+            <w:tcBorders/>
+          </w:tcPr>
+          <w:p>
+            <w:pPr>
+              <w:pStyle w:val="Compact"/>
+              <w:widowControl/>
+              <w:spacing w:before="36" w:after="36"/>
+              <w:jc w:val="left"/>
+              <w:rPr>
+                <w:rFonts w:ascii="Cambria" w:hAnsi="Cambria" w:eastAsia="Cambria" w:cs=""/>
+                <w:kern w:val="0"/>
+                <w:sz w:val="24"/>
+                <w:szCs w:val="24"/>
+                <w:lang w:val="en-US" w:eastAsia="en-US" w:bidi="ar-SA"/>
+              </w:rPr>
+            </w:pPr>
+            <w:r>
+              <w:rPr>
+                <w:rFonts w:eastAsia="Cambria" w:cs=""/>
+                <w:kern w:val="0"/>
+                <w:sz w:val="24"/>
+                <w:szCs w:val="24"/>
+                <w:lang w:val="en-US" w:eastAsia="en-US" w:bidi="ar-SA"/>
+              </w:rPr>
+              <w:t>2:0</w:t>
+            </w:r>
+          </w:p>
+        </w:tc>
+        <w:tc>
+          <w:tcPr>
+            <w:tcW w:w="3959" w:type="dxa"/>
+            <w:tcBorders/>
+          </w:tcPr>
+          <w:p>
+            <w:pPr>
+              <w:pStyle w:val="Compact"/>
+              <w:widowControl/>
+              <w:spacing w:before="36" w:after="36"/>
+              <w:jc w:val="left"/>
+              <w:rPr>
+                <w:rFonts w:ascii="Cambria" w:hAnsi="Cambria" w:eastAsia="Cambria" w:cs=""/>
+                <w:kern w:val="0"/>
+                <w:sz w:val="24"/>
+                <w:szCs w:val="24"/>
+                <w:lang w:val="en-US" w:eastAsia="en-US" w:bidi="ar-SA"/>
+              </w:rPr>
+            </w:pPr>
+            <w:r>
+              <w:rPr>
+                <w:rFonts w:eastAsia="Cambria" w:cs=""/>
+                <w:kern w:val="0"/>
+                <w:sz w:val="24"/>
+                <w:szCs w:val="24"/>
+                <w:lang w:val="en-US" w:eastAsia="en-US" w:bidi="ar-SA"/>
+              </w:rPr>
+              <w:t>Slave ID (cascade input number 0-7)</w:t>
+            </w:r>
+          </w:p>
+        </w:tc>
+      </w:tr>
+    </w:tbl>
     <w:p>
       <w:pPr>
         <w:pStyle w:val="Heading4"/>
@@ -11389,9 +11701,7 @@
               <w:t>Reserved</w:t>
             </w:r>
             <w:bookmarkStart w:id="66" w:name="initialization-command-words-icw"/>
-            <w:bookmarkStart w:id="67" w:name="pic_icw4-offset-0x10-wo"/>
             <w:bookmarkEnd w:id="66"/>
-            <w:bookmarkEnd w:id="67"/>
           </w:p>
         </w:tc>
       </w:tr>
@@ -11402,8 +11712,8 @@
         <w:spacing w:before="200" w:after="80"/>
         <w:rPr/>
       </w:pPr>
-      <w:bookmarkStart w:id="68" w:name="__RefHeading___Toc4029_3609918702"/>
-      <w:bookmarkEnd w:id="68"/>
+      <w:bookmarkStart w:id="67" w:name="__RefHeading___Toc4074_3169750537"/>
+      <w:bookmarkEnd w:id="67"/>
       <w:r>
         <w:rPr>
           <w:rStyle w:val="SectionNumber"/>
@@ -11429,7 +11739,7 @@
         <w:spacing w:before="160" w:after="80"/>
         <w:rPr/>
       </w:pPr>
-      <w:bookmarkStart w:id="69" w:name="Xf33dc31759b1aded98883243873eac039fd6b84"/>
+      <w:bookmarkStart w:id="68" w:name="Xf33dc31759b1aded98883243873eac039fd6b84"/>
       <w:r>
         <w:rPr>
           <w:rStyle w:val="SectionNumber"/>
@@ -12011,7 +12321,7 @@
         </w:rPr>
         <w:t xml:space="preserve"> never asserts for a masked level. The IMR is not written by the init sequence; program it after ICW4.</w:t>
       </w:r>
-      <w:bookmarkEnd w:id="69"/>
+      <w:bookmarkEnd w:id="68"/>
     </w:p>
     <w:p>
       <w:pPr>
@@ -12019,7 +12329,7 @@
         <w:spacing w:before="160" w:after="80"/>
         <w:rPr/>
       </w:pPr>
-      <w:bookmarkStart w:id="70" w:name="pic_ocw2-offset-0x18-wo"/>
+      <w:bookmarkStart w:id="69" w:name="pic_ocw2-offset-0x18-wo"/>
       <w:r>
         <w:rPr>
           <w:rStyle w:val="SectionNumber"/>
@@ -14247,14 +14557,14 @@
         <w:pStyle w:val="BodyText"/>
         <w:rPr/>
       </w:pPr>
-      <w:bookmarkStart w:id="71" w:name="pic_ocw2-offset-0x18-wo"/>
+      <w:bookmarkStart w:id="70" w:name="pic_ocw2-offset-0x18-wo"/>
       <w:r>
         <w:rPr>
           <w:sz w:val="20"/>
         </w:rPr>
         <w:t>A write with no byte enables asserted (PSTRB = 0) changes nothing and executes nothing: the command strobes are qualified by the byte enables, so such a write cannot replay the command already stored in OCW2 or ICW1.</w:t>
       </w:r>
-      <w:bookmarkEnd w:id="71"/>
+      <w:bookmarkEnd w:id="70"/>
     </w:p>
     <w:p>
       <w:pPr>
@@ -14262,7 +14572,7 @@
         <w:spacing w:before="160" w:after="80"/>
         <w:rPr/>
       </w:pPr>
-      <w:bookmarkStart w:id="72" w:name="pic_ocw3-offset-0x1c-wo"/>
+      <w:bookmarkStart w:id="71" w:name="pic_ocw3-offset-0x1c-wo"/>
       <w:r>
         <w:rPr>
           <w:rStyle w:val="SectionNumber"/>
@@ -15095,14 +15405,14 @@
         <w:pStyle w:val="BodyText"/>
         <w:rPr/>
       </w:pPr>
-      <w:bookmarkStart w:id="73" w:name="pic_ocw3-offset-0x1c-wo"/>
+      <w:bookmarkStart w:id="72" w:name="pic_ocw3-offset-0x1c-wo"/>
       <w:r>
         <w:rPr>
           <w:sz w:val="20"/>
         </w:rPr>
         <w:t>Special mask mode changes what an in-service level blocks. Normally a level in service blocks itself and every lower-priority level until its EOI. With SMM set, an in-service level whose IMR bit is also set stops blocking – requests from every other unmasked level, lower as well as higher, are delivered while it is in service. An in-service level that is NOT masked still blocks as usual. So the idiom is the datasheet one: a handler that wants to let other interrupts in while it runs masks its own level and sets SMM; clearing SMM (or unmasking the level) restores the fully nested rule. SMM takes effect on the write, while the PIC is initialized and enabled, and ICW1 clears it.</w:t>
       </w:r>
-      <w:bookmarkEnd w:id="73"/>
+      <w:bookmarkEnd w:id="72"/>
     </w:p>
     <w:p>
       <w:pPr>
@@ -15110,9 +15420,9 @@
         <w:spacing w:before="200" w:after="80"/>
         <w:rPr/>
       </w:pPr>
-      <w:bookmarkStart w:id="74" w:name="__RefHeading___Toc4031_3609918702"/>
-      <w:bookmarkStart w:id="75" w:name="status-readback-registers"/>
-      <w:bookmarkEnd w:id="74"/>
+      <w:bookmarkStart w:id="73" w:name="__RefHeading___Toc4076_3169750537"/>
+      <w:bookmarkStart w:id="74" w:name="status-readback-registers"/>
+      <w:bookmarkEnd w:id="73"/>
       <w:r>
         <w:rPr>
           <w:rStyle w:val="SectionNumber"/>
@@ -15138,7 +15448,7 @@
         <w:spacing w:before="160" w:after="80"/>
         <w:rPr/>
       </w:pPr>
-      <w:bookmarkStart w:id="76" w:name="X292d6a9e98f379f169335994720d289a3523313"/>
+      <w:bookmarkStart w:id="75" w:name="X292d6a9e98f379f169335994720d289a3523313"/>
       <w:r>
         <w:rPr>
           <w:rStyle w:val="SectionNumber"/>
@@ -15609,7 +15919,7 @@
         </w:rPr>
         <w:t xml:space="preserve"> drops.</w:t>
       </w:r>
-      <w:bookmarkEnd w:id="76"/>
+      <w:bookmarkEnd w:id="75"/>
     </w:p>
     <w:p>
       <w:pPr>
@@ -15617,7 +15927,7 @@
         <w:spacing w:before="160" w:after="80"/>
         <w:rPr/>
       </w:pPr>
-      <w:bookmarkStart w:id="77" w:name="X1d05c6d206008f262d10623e908e70d01febb93"/>
+      <w:bookmarkStart w:id="76" w:name="X1d05c6d206008f262d10623e908e70d01febb93"/>
       <w:r>
         <w:rPr>
           <w:rStyle w:val="SectionNumber"/>
@@ -16088,7 +16398,7 @@
         </w:rPr>
         <w:t xml:space="preserve"> drops. In AEOI mode the acknowledge sets and clears the bit in the same cycle, so it is never observable. Several bits may be set at once when handlers nest.</w:t>
       </w:r>
-      <w:bookmarkEnd w:id="77"/>
+      <w:bookmarkEnd w:id="76"/>
     </w:p>
     <w:p>
       <w:pPr>
@@ -16931,8 +17241,8 @@
               </w:rPr>
               <w:t>Reserved</w:t>
             </w:r>
-            <w:bookmarkStart w:id="78" w:name="pic_status-offset-0x28-ro"/>
-            <w:bookmarkEnd w:id="78"/>
+            <w:bookmarkStart w:id="77" w:name="pic_status-offset-0x28-ro"/>
+            <w:bookmarkEnd w:id="77"/>
           </w:p>
         </w:tc>
       </w:tr>
@@ -17866,14 +18176,14 @@
         </w:numPr>
         <w:rPr/>
       </w:pPr>
-      <w:bookmarkStart w:id="79" w:name="functional-description-1"/>
-      <w:bookmarkStart w:id="80" w:name="status-readback-registers"/>
+      <w:bookmarkStart w:id="78" w:name="functional-description-1"/>
+      <w:bookmarkStart w:id="79" w:name="status-readback-registers"/>
       <w:r>
         <w:rPr/>
         <w:t>Write PIC_OCW2: non-specific EOI (0x20) or specific EOI (0x60 | level), or the rotate variants (0xA0, 0xE0 | level) for round-robin service. In AEOI mode skip this step – the acknowledge already retired the level.</w:t>
       </w:r>
+      <w:bookmarkEnd w:id="78"/>
       <w:bookmarkEnd w:id="79"/>
-      <w:bookmarkEnd w:id="80"/>
     </w:p>
     <w:p>
       <w:pPr>
@@ -17884,9 +18194,9 @@
         <w:spacing w:before="280" w:after="80"/>
         <w:rPr/>
       </w:pPr>
-      <w:bookmarkStart w:id="81" w:name="__RefHeading___Toc4033_3609918702"/>
-      <w:bookmarkStart w:id="82" w:name="design-notes"/>
-      <w:bookmarkEnd w:id="81"/>
+      <w:bookmarkStart w:id="80" w:name="__RefHeading___Toc4078_3169750537"/>
+      <w:bookmarkStart w:id="81" w:name="design-notes"/>
+      <w:bookmarkEnd w:id="80"/>
       <w:r>
         <w:rPr>
           <w:rStyle w:val="SectionNumber"/>
@@ -18101,7 +18411,7 @@
         <w:rPr/>
         <w:t xml:space="preserve"> and the input synchronizer all landed together on 2026-09-09 (issue #50). Before that the block had no acknowledge at all, so the ISR never set and an edge request never cleared.</w:t>
       </w:r>
-      <w:bookmarkEnd w:id="82"/>
+      <w:bookmarkEnd w:id="81"/>
     </w:p>
     <w:p>
       <w:pPr>
@@ -18112,9 +18422,9 @@
         <w:spacing w:before="280" w:after="80"/>
         <w:rPr/>
       </w:pPr>
-      <w:bookmarkStart w:id="83" w:name="__RefHeading___Toc4035_3609918702"/>
-      <w:bookmarkStart w:id="84" w:name="navigation-1"/>
-      <w:bookmarkEnd w:id="83"/>
+      <w:bookmarkStart w:id="82" w:name="__RefHeading___Toc4080_3169750537"/>
+      <w:bookmarkStart w:id="83" w:name="navigation-1"/>
+      <w:bookmarkEnd w:id="82"/>
       <w:r>
         <w:rPr>
           <w:rStyle w:val="SectionNumber"/>
@@ -18163,7 +18473,7 @@
         </w:r>
       </w:hyperlink>
       <w:bookmarkEnd w:id="50"/>
-      <w:bookmarkEnd w:id="84"/>
+      <w:bookmarkEnd w:id="83"/>
     </w:p>
     <w:sectPr>
       <w:footerReference w:type="even" r:id="rId11"/>
@@ -18303,7 +18613,7 @@
           </w:r>
           <w:r>
             <w:rPr/>
-            <w:t>26</w:t>
+            <w:t>27</w:t>
           </w:r>
           <w:r>
             <w:rPr/>
@@ -18330,7 +18640,7 @@
           </w:r>
           <w:r>
             <w:rPr/>
-            <w:t>26</w:t>
+            <w:t>27</w:t>
           </w:r>
           <w:r>
             <w:rPr/>
@@ -18450,7 +18760,7 @@
           </w:r>
           <w:r>
             <w:rPr/>
-            <w:t>26</w:t>
+            <w:t>27</w:t>
           </w:r>
           <w:r>
             <w:rPr/>
@@ -18477,7 +18787,7 @@
           </w:r>
           <w:r>
             <w:rPr/>
-            <w:t>26</w:t>
+            <w:t>27</w:t>
           </w:r>
           <w:r>
             <w:rPr/>
